--- a/klagomål/A 24054-2025 FSC-klagomål.docx
+++ b/klagomål/A 24054-2025 FSC-klagomål.docx
@@ -191,7 +191,7 @@
     </w:p>
     <w:p>
       <w:r>
-        <w:t>I avverkningsanmälan har följande 9 naturvårdsarter hittats: knärot (VU, §8), garnlav (NT), tretåig hackspett (NT, §4), dropptaggsvamp (S), spindelblomster (S, §8), vedticka (S), kungsfågel (§4), tjäder (§4) och revlummer (§9). Av dessa är 3 rödlistade. För rödlistade arter har rödlistekategorin angivits inom parentes. Arter som är signalarter enligt Skogsstyrelsen har markerats med (S). För fridlysta arter anges även paragrafen i Artskyddsförordningen som arten är fridlyst enligt.</w:t>
+        <w:t>I avverkningsanmälan har följande 10 naturvårdsarter hittats: knärot (VU, §8), garnlav (NT), mörk kolflarnlav (NT), tretåig hackspett (NT, §4), dropptaggsvamp (S), spindelblomster (S, §8), vedticka (S), kungsfågel (§4), tjäder (§4) och revlummer (§9). Av dessa är 4 rödlistade. För rödlistade arter har rödlistekategorin angivits inom parentes. Arter som är signalarter enligt Skogsstyrelsen har markerats med (S). För fridlysta arter anges även paragrafen i Artskyddsförordningen som arten är fridlyst enligt.</w:t>
       </w:r>
     </w:p>
     <w:p>
@@ -258,6 +258,17 @@
       </w:r>
     </w:p>
     <w:p>
+      <w:r>
+        <w:rPr>
+          <w:b/>
+        </w:rPr>
+        <w:t>Mörk kolflarnlav (NT)</w:t>
+      </w:r>
+      <w:r>
+        <w:t xml:space="preserve"> är brandberoende och växer nästan uteslutande på kolad hård kärnved av tall. Arten förekommer främst i glesa, öppna tall- och blandbarrskogar av naturskogskaraktär och etableringen verkar ske sent efter brand, kanske först efter 100–300 år. Mörk kolflarnlav indikerar skog med höga naturvärden och vanligast är att den påträffas på rester av nedbrunna torrakor och högstubbar och lågstubbar som är så grova att hela innandömet är urbränt. Tall- och blandbarrskogar av naturskogskaraktär med spår av återkommande bränder hyser höga biologiska värden och bör skyddas (SLU Artdatabanken, 2024).</w:t>
+      </w:r>
+    </w:p>
+    <w:p>
       <w:pPr>
         <w:pStyle w:val="Heading1"/>
       </w:pPr>
@@ -485,7 +496,7 @@
         <w:rPr>
           <w:i/>
         </w:rPr>
-        <w:t>I det avverkningsanmälda skogsområdet har 9 naturvårdsarter varav 3 rödlistade arter sina livsmiljöer och växtplatser.</w:t>
+        <w:t>I det avverkningsanmälda skogsområdet har 10 naturvårdsarter varav 4 rödlistade arter sina livsmiljöer och växtplatser.</w:t>
       </w:r>
     </w:p>
     <w:p>
@@ -1171,7 +1182,7 @@
     <w:r>
       <w:tab/>
       <w:tab/>
-      <w:t>2025-06-18</w:t>
+      <w:t>2025-06-19</w:t>
       <w:br/>
       <w:br/>
     </w:r>

--- a/klagomål/A 24054-2025 FSC-klagomål.docx
+++ b/klagomål/A 24054-2025 FSC-klagomål.docx
@@ -1182,7 +1182,7 @@
     <w:r>
       <w:tab/>
       <w:tab/>
-      <w:t>2025-06-19</w:t>
+      <w:t>2025-06-20</w:t>
       <w:br/>
       <w:br/>
     </w:r>

--- a/klagomål/A 24054-2025 FSC-klagomål.docx
+++ b/klagomål/A 24054-2025 FSC-klagomål.docx
@@ -1182,7 +1182,7 @@
     <w:r>
       <w:tab/>
       <w:tab/>
-      <w:t>2025-06-20</w:t>
+      <w:t>2025-06-21</w:t>
       <w:br/>
       <w:br/>
     </w:r>

--- a/klagomål/A 24054-2025 FSC-klagomål.docx
+++ b/klagomål/A 24054-2025 FSC-klagomål.docx
@@ -1182,7 +1182,7 @@
     <w:r>
       <w:tab/>
       <w:tab/>
-      <w:t>2025-06-21</w:t>
+      <w:t>2025-06-22</w:t>
       <w:br/>
       <w:br/>
     </w:r>

--- a/klagomål/A 24054-2025 FSC-klagomål.docx
+++ b/klagomål/A 24054-2025 FSC-klagomål.docx
@@ -1182,7 +1182,7 @@
     <w:r>
       <w:tab/>
       <w:tab/>
-      <w:t>2025-06-22</w:t>
+      <w:t>2025-06-23</w:t>
       <w:br/>
       <w:br/>
     </w:r>

--- a/klagomål/A 24054-2025 FSC-klagomål.docx
+++ b/klagomål/A 24054-2025 FSC-klagomål.docx
@@ -1182,7 +1182,7 @@
     <w:r>
       <w:tab/>
       <w:tab/>
-      <w:t>2025-06-23</w:t>
+      <w:t>2025-06-24</w:t>
       <w:br/>
       <w:br/>
     </w:r>

--- a/klagomål/A 24054-2025 FSC-klagomål.docx
+++ b/klagomål/A 24054-2025 FSC-klagomål.docx
@@ -1182,7 +1182,7 @@
     <w:r>
       <w:tab/>
       <w:tab/>
-      <w:t>2025-06-24</w:t>
+      <w:t>2025-06-25</w:t>
       <w:br/>
       <w:br/>
     </w:r>

--- a/klagomål/A 24054-2025 FSC-klagomål.docx
+++ b/klagomål/A 24054-2025 FSC-klagomål.docx
@@ -1182,7 +1182,7 @@
     <w:r>
       <w:tab/>
       <w:tab/>
-      <w:t>2025-06-25</w:t>
+      <w:t>2025-06-26</w:t>
       <w:br/>
       <w:br/>
     </w:r>

--- a/klagomål/A 24054-2025 FSC-klagomål.docx
+++ b/klagomål/A 24054-2025 FSC-klagomål.docx
@@ -1182,7 +1182,7 @@
     <w:r>
       <w:tab/>
       <w:tab/>
-      <w:t>2025-06-26</w:t>
+      <w:t>2025-06-27</w:t>
       <w:br/>
       <w:br/>
     </w:r>

--- a/klagomål/A 24054-2025 FSC-klagomål.docx
+++ b/klagomål/A 24054-2025 FSC-klagomål.docx
@@ -1182,7 +1182,7 @@
     <w:r>
       <w:tab/>
       <w:tab/>
-      <w:t>2025-06-27</w:t>
+      <w:t>2025-06-28</w:t>
       <w:br/>
       <w:br/>
     </w:r>

--- a/klagomål/A 24054-2025 FSC-klagomål.docx
+++ b/klagomål/A 24054-2025 FSC-klagomål.docx
@@ -1182,7 +1182,7 @@
     <w:r>
       <w:tab/>
       <w:tab/>
-      <w:t>2025-06-28</w:t>
+      <w:t>2025-06-29</w:t>
       <w:br/>
       <w:br/>
     </w:r>

--- a/klagomål/A 24054-2025 FSC-klagomål.docx
+++ b/klagomål/A 24054-2025 FSC-klagomål.docx
@@ -1182,7 +1182,7 @@
     <w:r>
       <w:tab/>
       <w:tab/>
-      <w:t>2025-06-29</w:t>
+      <w:t>2025-06-30</w:t>
       <w:br/>
       <w:br/>
     </w:r>

--- a/klagomål/A 24054-2025 FSC-klagomål.docx
+++ b/klagomål/A 24054-2025 FSC-klagomål.docx
@@ -1182,7 +1182,7 @@
     <w:r>
       <w:tab/>
       <w:tab/>
-      <w:t>2025-06-30</w:t>
+      <w:t>2025-07-01</w:t>
       <w:br/>
       <w:br/>
     </w:r>

--- a/klagomål/A 24054-2025 FSC-klagomål.docx
+++ b/klagomål/A 24054-2025 FSC-klagomål.docx
@@ -1182,7 +1182,7 @@
     <w:r>
       <w:tab/>
       <w:tab/>
-      <w:t>2025-07-01</w:t>
+      <w:t>2025-07-02</w:t>
       <w:br/>
       <w:br/>
     </w:r>

--- a/klagomål/A 24054-2025 FSC-klagomål.docx
+++ b/klagomål/A 24054-2025 FSC-klagomål.docx
@@ -1182,7 +1182,7 @@
     <w:r>
       <w:tab/>
       <w:tab/>
-      <w:t>2025-07-02</w:t>
+      <w:t>2025-07-03</w:t>
       <w:br/>
       <w:br/>
     </w:r>

--- a/klagomål/A 24054-2025 FSC-klagomål.docx
+++ b/klagomål/A 24054-2025 FSC-klagomål.docx
@@ -1182,7 +1182,7 @@
     <w:r>
       <w:tab/>
       <w:tab/>
-      <w:t>2025-07-03</w:t>
+      <w:t>2025-07-04</w:t>
       <w:br/>
       <w:br/>
     </w:r>

--- a/klagomål/A 24054-2025 FSC-klagomål.docx
+++ b/klagomål/A 24054-2025 FSC-klagomål.docx
@@ -1182,7 +1182,7 @@
     <w:r>
       <w:tab/>
       <w:tab/>
-      <w:t>2025-07-04</w:t>
+      <w:t>2025-07-05</w:t>
       <w:br/>
       <w:br/>
     </w:r>

--- a/klagomål/A 24054-2025 FSC-klagomål.docx
+++ b/klagomål/A 24054-2025 FSC-klagomål.docx
@@ -1182,7 +1182,7 @@
     <w:r>
       <w:tab/>
       <w:tab/>
-      <w:t>2025-07-05</w:t>
+      <w:t>2025-07-06</w:t>
       <w:br/>
       <w:br/>
     </w:r>

--- a/klagomål/A 24054-2025 FSC-klagomål.docx
+++ b/klagomål/A 24054-2025 FSC-klagomål.docx
@@ -1182,7 +1182,7 @@
     <w:r>
       <w:tab/>
       <w:tab/>
-      <w:t>2025-07-06</w:t>
+      <w:t>2025-07-07</w:t>
       <w:br/>
       <w:br/>
     </w:r>

--- a/klagomål/A 24054-2025 FSC-klagomål.docx
+++ b/klagomål/A 24054-2025 FSC-klagomål.docx
@@ -1182,7 +1182,7 @@
     <w:r>
       <w:tab/>
       <w:tab/>
-      <w:t>2025-07-07</w:t>
+      <w:t>2025-07-08</w:t>
       <w:br/>
       <w:br/>
     </w:r>

--- a/klagomål/A 24054-2025 FSC-klagomål.docx
+++ b/klagomål/A 24054-2025 FSC-klagomål.docx
@@ -1182,7 +1182,7 @@
     <w:r>
       <w:tab/>
       <w:tab/>
-      <w:t>2025-07-08</w:t>
+      <w:t>2025-07-09</w:t>
       <w:br/>
       <w:br/>
     </w:r>

--- a/klagomål/A 24054-2025 FSC-klagomål.docx
+++ b/klagomål/A 24054-2025 FSC-klagomål.docx
@@ -1182,7 +1182,7 @@
     <w:r>
       <w:tab/>
       <w:tab/>
-      <w:t>2025-07-09</w:t>
+      <w:t>2025-07-11</w:t>
       <w:br/>
       <w:br/>
     </w:r>

--- a/klagomål/A 24054-2025 FSC-klagomål.docx
+++ b/klagomål/A 24054-2025 FSC-klagomål.docx
@@ -1182,7 +1182,7 @@
     <w:r>
       <w:tab/>
       <w:tab/>
-      <w:t>2025-07-11</w:t>
+      <w:t>2025-07-12</w:t>
       <w:br/>
       <w:br/>
     </w:r>

--- a/klagomål/A 24054-2025 FSC-klagomål.docx
+++ b/klagomål/A 24054-2025 FSC-klagomål.docx
@@ -1182,7 +1182,7 @@
     <w:r>
       <w:tab/>
       <w:tab/>
-      <w:t>2025-07-12</w:t>
+      <w:t>2025-07-13</w:t>
       <w:br/>
       <w:br/>
     </w:r>

--- a/klagomål/A 24054-2025 FSC-klagomål.docx
+++ b/klagomål/A 24054-2025 FSC-klagomål.docx
@@ -1182,7 +1182,7 @@
     <w:r>
       <w:tab/>
       <w:tab/>
-      <w:t>2025-07-13</w:t>
+      <w:t>2025-07-14</w:t>
       <w:br/>
       <w:br/>
     </w:r>

--- a/klagomål/A 24054-2025 FSC-klagomål.docx
+++ b/klagomål/A 24054-2025 FSC-klagomål.docx
@@ -1220,7 +1220,7 @@
     <w:r>
       <w:tab/>
       <w:tab/>
-      <w:t>2025-08-06</w:t>
+      <w:t>2025-08-09</w:t>
       <w:br/>
       <w:br/>
     </w:r>

--- a/klagomål/A 24054-2025 FSC-klagomål.docx
+++ b/klagomål/A 24054-2025 FSC-klagomål.docx
@@ -168,7 +168,7 @@
     </w:p>
     <w:p>
       <w:r>
-        <w:t>Detta dokument behandlar höga naturvärden i avverkningsanmälan A 24054-2025 i Ånge kommun. Denna avverkningsanmälan inkom 2025-05-19 och omfattar 4,7 ha.</w:t>
+        <w:t>Detta dokument behandlar höga naturvärden i avverkningsanmälan A 24054-2025 i Ånge kommun. Denna avverkningsanmälan inkom 2025-05-19 12:03:28 och omfattar 4,7 ha.</w:t>
       </w:r>
     </w:p>
     <w:p>

--- a/klagomål/A 24054-2025 FSC-klagomål.docx
+++ b/klagomål/A 24054-2025 FSC-klagomål.docx
@@ -1220,7 +1220,7 @@
     <w:r>
       <w:tab/>
       <w:tab/>
-      <w:t>2025-08-09</w:t>
+      <w:t>2025-08-10</w:t>
       <w:br/>
       <w:br/>
     </w:r>

--- a/klagomål/A 24054-2025 FSC-klagomål.docx
+++ b/klagomål/A 24054-2025 FSC-klagomål.docx
@@ -1220,7 +1220,7 @@
     <w:r>
       <w:tab/>
       <w:tab/>
-      <w:t>2025-08-10</w:t>
+      <w:t>2025-08-11</w:t>
       <w:br/>
       <w:br/>
     </w:r>

--- a/klagomål/A 24054-2025 FSC-klagomål.docx
+++ b/klagomål/A 24054-2025 FSC-klagomål.docx
@@ -1220,7 +1220,7 @@
     <w:r>
       <w:tab/>
       <w:tab/>
-      <w:t>2025-08-11</w:t>
+      <w:t>2025-08-12</w:t>
       <w:br/>
       <w:br/>
     </w:r>

--- a/klagomål/A 24054-2025 FSC-klagomål.docx
+++ b/klagomål/A 24054-2025 FSC-klagomål.docx
@@ -1220,7 +1220,7 @@
     <w:r>
       <w:tab/>
       <w:tab/>
-      <w:t>2025-08-12</w:t>
+      <w:t>2025-08-13</w:t>
       <w:br/>
       <w:br/>
     </w:r>

--- a/klagomål/A 24054-2025 FSC-klagomål.docx
+++ b/klagomål/A 24054-2025 FSC-klagomål.docx
@@ -1220,7 +1220,7 @@
     <w:r>
       <w:tab/>
       <w:tab/>
-      <w:t>2025-08-13</w:t>
+      <w:t>2025-08-14</w:t>
       <w:br/>
       <w:br/>
     </w:r>

--- a/klagomål/A 24054-2025 FSC-klagomål.docx
+++ b/klagomål/A 24054-2025 FSC-klagomål.docx
@@ -1220,7 +1220,7 @@
     <w:r>
       <w:tab/>
       <w:tab/>
-      <w:t>2025-08-14</w:t>
+      <w:t>2025-08-15</w:t>
       <w:br/>
       <w:br/>
     </w:r>

--- a/klagomål/A 24054-2025 FSC-klagomål.docx
+++ b/klagomål/A 24054-2025 FSC-klagomål.docx
@@ -1220,7 +1220,7 @@
     <w:r>
       <w:tab/>
       <w:tab/>
-      <w:t>2025-08-15</w:t>
+      <w:t>2025-08-16</w:t>
       <w:br/>
       <w:br/>
     </w:r>

--- a/klagomål/A 24054-2025 FSC-klagomål.docx
+++ b/klagomål/A 24054-2025 FSC-klagomål.docx
@@ -1220,7 +1220,7 @@
     <w:r>
       <w:tab/>
       <w:tab/>
-      <w:t>2025-08-16</w:t>
+      <w:t>2025-08-17</w:t>
       <w:br/>
       <w:br/>
     </w:r>

--- a/klagomål/A 24054-2025 FSC-klagomål.docx
+++ b/klagomål/A 24054-2025 FSC-klagomål.docx
@@ -1220,7 +1220,7 @@
     <w:r>
       <w:tab/>
       <w:tab/>
-      <w:t>2025-08-17</w:t>
+      <w:t>2025-08-18</w:t>
       <w:br/>
       <w:br/>
     </w:r>

--- a/klagomål/A 24054-2025 FSC-klagomål.docx
+++ b/klagomål/A 24054-2025 FSC-klagomål.docx
@@ -1220,7 +1220,7 @@
     <w:r>
       <w:tab/>
       <w:tab/>
-      <w:t>2025-08-18</w:t>
+      <w:t>2025-08-19</w:t>
       <w:br/>
       <w:br/>
     </w:r>

--- a/klagomål/A 24054-2025 FSC-klagomål.docx
+++ b/klagomål/A 24054-2025 FSC-klagomål.docx
@@ -1220,7 +1220,7 @@
     <w:r>
       <w:tab/>
       <w:tab/>
-      <w:t>2025-08-19</w:t>
+      <w:t>2025-08-20</w:t>
       <w:br/>
       <w:br/>
     </w:r>

--- a/klagomål/A 24054-2025 FSC-klagomål.docx
+++ b/klagomål/A 24054-2025 FSC-klagomål.docx
@@ -1220,7 +1220,7 @@
     <w:r>
       <w:tab/>
       <w:tab/>
-      <w:t>2025-08-20</w:t>
+      <w:t>2025-08-21</w:t>
       <w:br/>
       <w:br/>
     </w:r>

--- a/klagomål/A 24054-2025 FSC-klagomål.docx
+++ b/klagomål/A 24054-2025 FSC-klagomål.docx
@@ -1220,7 +1220,7 @@
     <w:r>
       <w:tab/>
       <w:tab/>
-      <w:t>2025-08-21</w:t>
+      <w:t>2025-08-22</w:t>
       <w:br/>
       <w:br/>
     </w:r>

--- a/klagomål/A 24054-2025 FSC-klagomål.docx
+++ b/klagomål/A 24054-2025 FSC-klagomål.docx
@@ -1220,7 +1220,7 @@
     <w:r>
       <w:tab/>
       <w:tab/>
-      <w:t>2025-08-22</w:t>
+      <w:t>2025-08-23</w:t>
       <w:br/>
       <w:br/>
     </w:r>

--- a/klagomål/A 24054-2025 FSC-klagomål.docx
+++ b/klagomål/A 24054-2025 FSC-klagomål.docx
@@ -1220,7 +1220,7 @@
     <w:r>
       <w:tab/>
       <w:tab/>
-      <w:t>2025-08-23</w:t>
+      <w:t>2025-08-24</w:t>
       <w:br/>
       <w:br/>
     </w:r>

--- a/klagomål/A 24054-2025 FSC-klagomål.docx
+++ b/klagomål/A 24054-2025 FSC-klagomål.docx
@@ -1220,7 +1220,7 @@
     <w:r>
       <w:tab/>
       <w:tab/>
-      <w:t>2025-08-24</w:t>
+      <w:t>2025-08-25</w:t>
       <w:br/>
       <w:br/>
     </w:r>

--- a/klagomål/A 24054-2025 FSC-klagomål.docx
+++ b/klagomål/A 24054-2025 FSC-klagomål.docx
@@ -1220,7 +1220,7 @@
     <w:r>
       <w:tab/>
       <w:tab/>
-      <w:t>2025-08-25</w:t>
+      <w:t>2025-08-26</w:t>
       <w:br/>
       <w:br/>
     </w:r>

--- a/klagomål/A 24054-2025 FSC-klagomål.docx
+++ b/klagomål/A 24054-2025 FSC-klagomål.docx
@@ -1220,7 +1220,7 @@
     <w:r>
       <w:tab/>
       <w:tab/>
-      <w:t>2025-08-26</w:t>
+      <w:t>2025-08-30</w:t>
       <w:br/>
       <w:br/>
     </w:r>

--- a/klagomål/A 24054-2025 FSC-klagomål.docx
+++ b/klagomål/A 24054-2025 FSC-klagomål.docx
@@ -1220,7 +1220,7 @@
     <w:r>
       <w:tab/>
       <w:tab/>
-      <w:t>2025-08-30</w:t>
+      <w:t>2025-08-31</w:t>
       <w:br/>
       <w:br/>
     </w:r>

--- a/klagomål/A 24054-2025 FSC-klagomål.docx
+++ b/klagomål/A 24054-2025 FSC-klagomål.docx
@@ -1220,7 +1220,7 @@
     <w:r>
       <w:tab/>
       <w:tab/>
-      <w:t>2025-08-31</w:t>
+      <w:t>2025-09-01</w:t>
       <w:br/>
       <w:br/>
     </w:r>

--- a/klagomål/A 24054-2025 FSC-klagomål.docx
+++ b/klagomål/A 24054-2025 FSC-klagomål.docx
@@ -1220,7 +1220,7 @@
     <w:r>
       <w:tab/>
       <w:tab/>
-      <w:t>2025-09-01</w:t>
+      <w:t>2025-09-04</w:t>
       <w:br/>
       <w:br/>
     </w:r>

--- a/klagomål/A 24054-2025 FSC-klagomål.docx
+++ b/klagomål/A 24054-2025 FSC-klagomål.docx
@@ -1220,7 +1220,7 @@
     <w:r>
       <w:tab/>
       <w:tab/>
-      <w:t>2025-09-04</w:t>
+      <w:t>2025-09-05</w:t>
       <w:br/>
       <w:br/>
     </w:r>

--- a/klagomål/A 24054-2025 FSC-klagomål.docx
+++ b/klagomål/A 24054-2025 FSC-klagomål.docx
@@ -1220,7 +1220,7 @@
     <w:r>
       <w:tab/>
       <w:tab/>
-      <w:t>2025-09-05</w:t>
+      <w:t>2025-09-07</w:t>
       <w:br/>
       <w:br/>
     </w:r>

--- a/klagomål/A 24054-2025 FSC-klagomål.docx
+++ b/klagomål/A 24054-2025 FSC-klagomål.docx
@@ -1220,7 +1220,7 @@
     <w:r>
       <w:tab/>
       <w:tab/>
-      <w:t>2025-09-07</w:t>
+      <w:t>2025-09-08</w:t>
       <w:br/>
       <w:br/>
     </w:r>

--- a/klagomål/A 24054-2025 FSC-klagomål.docx
+++ b/klagomål/A 24054-2025 FSC-klagomål.docx
@@ -1220,7 +1220,7 @@
     <w:r>
       <w:tab/>
       <w:tab/>
-      <w:t>2025-09-08</w:t>
+      <w:t>2025-09-10</w:t>
       <w:br/>
       <w:br/>
     </w:r>

--- a/klagomål/A 24054-2025 FSC-klagomål.docx
+++ b/klagomål/A 24054-2025 FSC-klagomål.docx
@@ -1220,7 +1220,7 @@
     <w:r>
       <w:tab/>
       <w:tab/>
-      <w:t>2025-09-10</w:t>
+      <w:t>2025-09-11</w:t>
       <w:br/>
       <w:br/>
     </w:r>

--- a/klagomål/A 24054-2025 FSC-klagomål.docx
+++ b/klagomål/A 24054-2025 FSC-klagomål.docx
@@ -1220,7 +1220,7 @@
     <w:r>
       <w:tab/>
       <w:tab/>
-      <w:t>2025-09-11</w:t>
+      <w:t>2025-09-12</w:t>
       <w:br/>
       <w:br/>
     </w:r>
